--- a/tables/master_lightgbm_comparison.docx
+++ b/tables/master_lightgbm_comparison.docx
@@ -10,29 +10,30 @@
         <w:rPr>
           <w:sz w:val="24"/>
         </w:rPr>
-        <w:t>master_lightgbm_comparison</w:t>
+        <w:t>Table 2. LightGBM held-out R² across every pavement family and model variant</w:t>
       </w:r>
     </w:p>
     <w:tbl>
       <w:tblPr>
         <w:tblStyle w:val="LightGrid-Accent1"/>
         <w:tblW w:type="auto" w:w="0"/>
+        <w:tblLayout w:type="autofit"/>
         <w:tblLook w:firstColumn="1" w:firstRow="1" w:lastColumn="0" w:lastRow="0" w:noHBand="0" w:noVBand="1" w:val="04A0"/>
       </w:tblPr>
       <w:tblGrid>
-        <w:gridCol w:w="1080"/>
-        <w:gridCol w:w="1080"/>
-        <w:gridCol w:w="1080"/>
-        <w:gridCol w:w="1080"/>
-        <w:gridCol w:w="1080"/>
-        <w:gridCol w:w="1080"/>
-        <w:gridCol w:w="1080"/>
-        <w:gridCol w:w="1080"/>
+        <w:gridCol w:w="1764"/>
+        <w:gridCol w:w="1764"/>
+        <w:gridCol w:w="1764"/>
+        <w:gridCol w:w="1764"/>
+        <w:gridCol w:w="1764"/>
+        <w:gridCol w:w="1764"/>
+        <w:gridCol w:w="1764"/>
+        <w:gridCol w:w="1764"/>
       </w:tblGrid>
       <w:tr>
         <w:tc>
           <w:tcPr>
-            <w:tcW w:type="dxa" w:w="1080"/>
+            <w:tcW w:type="dxa" w:w="1764"/>
           </w:tcPr>
           <w:p>
             <w:pPr>
@@ -49,7 +50,7 @@
         </w:tc>
         <w:tc>
           <w:tcPr>
-            <w:tcW w:type="dxa" w:w="1080"/>
+            <w:tcW w:type="dxa" w:w="1764"/>
           </w:tcPr>
           <w:p>
             <w:pPr>
@@ -66,7 +67,7 @@
         </w:tc>
         <w:tc>
           <w:tcPr>
-            <w:tcW w:type="dxa" w:w="1080"/>
+            <w:tcW w:type="dxa" w:w="1764"/>
           </w:tcPr>
           <w:p>
             <w:pPr>
@@ -83,7 +84,7 @@
         </w:tc>
         <w:tc>
           <w:tcPr>
-            <w:tcW w:type="dxa" w:w="1080"/>
+            <w:tcW w:type="dxa" w:w="1764"/>
           </w:tcPr>
           <w:p>
             <w:pPr>
@@ -100,7 +101,7 @@
         </w:tc>
         <w:tc>
           <w:tcPr>
-            <w:tcW w:type="dxa" w:w="1080"/>
+            <w:tcW w:type="dxa" w:w="1764"/>
           </w:tcPr>
           <w:p>
             <w:pPr>
@@ -117,7 +118,7 @@
         </w:tc>
         <w:tc>
           <w:tcPr>
-            <w:tcW w:type="dxa" w:w="1080"/>
+            <w:tcW w:type="dxa" w:w="1764"/>
           </w:tcPr>
           <w:p>
             <w:pPr>
@@ -134,7 +135,7 @@
         </w:tc>
         <w:tc>
           <w:tcPr>
-            <w:tcW w:type="dxa" w:w="1080"/>
+            <w:tcW w:type="dxa" w:w="1764"/>
           </w:tcPr>
           <w:p>
             <w:pPr>
@@ -151,7 +152,7 @@
         </w:tc>
         <w:tc>
           <w:tcPr>
-            <w:tcW w:type="dxa" w:w="1080"/>
+            <w:tcW w:type="dxa" w:w="1764"/>
           </w:tcPr>
           <w:p>
             <w:pPr>
@@ -170,7 +171,7 @@
       <w:tr>
         <w:tc>
           <w:tcPr>
-            <w:tcW w:type="dxa" w:w="1080"/>
+            <w:tcW w:type="dxa" w:w="1764"/>
           </w:tcPr>
           <w:p>
             <w:r>
@@ -183,7 +184,7 @@
         </w:tc>
         <w:tc>
           <w:tcPr>
-            <w:tcW w:type="dxa" w:w="1080"/>
+            <w:tcW w:type="dxa" w:w="1764"/>
           </w:tcPr>
           <w:p>
             <w:r>
@@ -196,7 +197,7 @@
         </w:tc>
         <w:tc>
           <w:tcPr>
-            <w:tcW w:type="dxa" w:w="1080"/>
+            <w:tcW w:type="dxa" w:w="1764"/>
           </w:tcPr>
           <w:p>
             <w:r>
@@ -209,7 +210,7 @@
         </w:tc>
         <w:tc>
           <w:tcPr>
-            <w:tcW w:type="dxa" w:w="1080"/>
+            <w:tcW w:type="dxa" w:w="1764"/>
           </w:tcPr>
           <w:p>
             <w:r>
@@ -222,7 +223,7 @@
         </w:tc>
         <w:tc>
           <w:tcPr>
-            <w:tcW w:type="dxa" w:w="1080"/>
+            <w:tcW w:type="dxa" w:w="1764"/>
           </w:tcPr>
           <w:p>
             <w:r>
@@ -235,7 +236,7 @@
         </w:tc>
         <w:tc>
           <w:tcPr>
-            <w:tcW w:type="dxa" w:w="1080"/>
+            <w:tcW w:type="dxa" w:w="1764"/>
           </w:tcPr>
           <w:p>
             <w:r>
@@ -248,7 +249,7 @@
         </w:tc>
         <w:tc>
           <w:tcPr>
-            <w:tcW w:type="dxa" w:w="1080"/>
+            <w:tcW w:type="dxa" w:w="1764"/>
           </w:tcPr>
           <w:p>
             <w:r>
@@ -261,7 +262,7 @@
         </w:tc>
         <w:tc>
           <w:tcPr>
-            <w:tcW w:type="dxa" w:w="1080"/>
+            <w:tcW w:type="dxa" w:w="1764"/>
           </w:tcPr>
           <w:p>
             <w:r>
@@ -276,7 +277,7 @@
       <w:tr>
         <w:tc>
           <w:tcPr>
-            <w:tcW w:type="dxa" w:w="1080"/>
+            <w:tcW w:type="dxa" w:w="1764"/>
           </w:tcPr>
           <w:p>
             <w:r>
@@ -289,7 +290,7 @@
         </w:tc>
         <w:tc>
           <w:tcPr>
-            <w:tcW w:type="dxa" w:w="1080"/>
+            <w:tcW w:type="dxa" w:w="1764"/>
           </w:tcPr>
           <w:p>
             <w:r>
@@ -302,7 +303,7 @@
         </w:tc>
         <w:tc>
           <w:tcPr>
-            <w:tcW w:type="dxa" w:w="1080"/>
+            <w:tcW w:type="dxa" w:w="1764"/>
           </w:tcPr>
           <w:p>
             <w:r>
@@ -315,7 +316,7 @@
         </w:tc>
         <w:tc>
           <w:tcPr>
-            <w:tcW w:type="dxa" w:w="1080"/>
+            <w:tcW w:type="dxa" w:w="1764"/>
           </w:tcPr>
           <w:p>
             <w:r>
@@ -328,7 +329,7 @@
         </w:tc>
         <w:tc>
           <w:tcPr>
-            <w:tcW w:type="dxa" w:w="1080"/>
+            <w:tcW w:type="dxa" w:w="1764"/>
           </w:tcPr>
           <w:p>
             <w:r>
@@ -341,7 +342,7 @@
         </w:tc>
         <w:tc>
           <w:tcPr>
-            <w:tcW w:type="dxa" w:w="1080"/>
+            <w:tcW w:type="dxa" w:w="1764"/>
           </w:tcPr>
           <w:p>
             <w:r>
@@ -354,7 +355,7 @@
         </w:tc>
         <w:tc>
           <w:tcPr>
-            <w:tcW w:type="dxa" w:w="1080"/>
+            <w:tcW w:type="dxa" w:w="1764"/>
           </w:tcPr>
           <w:p>
             <w:r>
@@ -367,7 +368,7 @@
         </w:tc>
         <w:tc>
           <w:tcPr>
-            <w:tcW w:type="dxa" w:w="1080"/>
+            <w:tcW w:type="dxa" w:w="1764"/>
           </w:tcPr>
           <w:p>
             <w:r>
@@ -382,7 +383,7 @@
       <w:tr>
         <w:tc>
           <w:tcPr>
-            <w:tcW w:type="dxa" w:w="1080"/>
+            <w:tcW w:type="dxa" w:w="1764"/>
           </w:tcPr>
           <w:p>
             <w:r>
@@ -395,7 +396,7 @@
         </w:tc>
         <w:tc>
           <w:tcPr>
-            <w:tcW w:type="dxa" w:w="1080"/>
+            <w:tcW w:type="dxa" w:w="1764"/>
           </w:tcPr>
           <w:p>
             <w:r>
@@ -408,7 +409,7 @@
         </w:tc>
         <w:tc>
           <w:tcPr>
-            <w:tcW w:type="dxa" w:w="1080"/>
+            <w:tcW w:type="dxa" w:w="1764"/>
           </w:tcPr>
           <w:p>
             <w:r>
@@ -421,7 +422,7 @@
         </w:tc>
         <w:tc>
           <w:tcPr>
-            <w:tcW w:type="dxa" w:w="1080"/>
+            <w:tcW w:type="dxa" w:w="1764"/>
           </w:tcPr>
           <w:p>
             <w:r>
@@ -434,7 +435,7 @@
         </w:tc>
         <w:tc>
           <w:tcPr>
-            <w:tcW w:type="dxa" w:w="1080"/>
+            <w:tcW w:type="dxa" w:w="1764"/>
           </w:tcPr>
           <w:p>
             <w:r>
@@ -447,7 +448,7 @@
         </w:tc>
         <w:tc>
           <w:tcPr>
-            <w:tcW w:type="dxa" w:w="1080"/>
+            <w:tcW w:type="dxa" w:w="1764"/>
           </w:tcPr>
           <w:p>
             <w:r>
@@ -460,7 +461,7 @@
         </w:tc>
         <w:tc>
           <w:tcPr>
-            <w:tcW w:type="dxa" w:w="1080"/>
+            <w:tcW w:type="dxa" w:w="1764"/>
           </w:tcPr>
           <w:p>
             <w:r>
@@ -473,7 +474,7 @@
         </w:tc>
         <w:tc>
           <w:tcPr>
-            <w:tcW w:type="dxa" w:w="1080"/>
+            <w:tcW w:type="dxa" w:w="1764"/>
           </w:tcPr>
           <w:p>
             <w:r>
@@ -488,7 +489,7 @@
       <w:tr>
         <w:tc>
           <w:tcPr>
-            <w:tcW w:type="dxa" w:w="1080"/>
+            <w:tcW w:type="dxa" w:w="1764"/>
           </w:tcPr>
           <w:p>
             <w:r>
@@ -501,7 +502,7 @@
         </w:tc>
         <w:tc>
           <w:tcPr>
-            <w:tcW w:type="dxa" w:w="1080"/>
+            <w:tcW w:type="dxa" w:w="1764"/>
           </w:tcPr>
           <w:p>
             <w:r>
@@ -514,7 +515,7 @@
         </w:tc>
         <w:tc>
           <w:tcPr>
-            <w:tcW w:type="dxa" w:w="1080"/>
+            <w:tcW w:type="dxa" w:w="1764"/>
           </w:tcPr>
           <w:p>
             <w:r>
@@ -527,7 +528,7 @@
         </w:tc>
         <w:tc>
           <w:tcPr>
-            <w:tcW w:type="dxa" w:w="1080"/>
+            <w:tcW w:type="dxa" w:w="1764"/>
           </w:tcPr>
           <w:p>
             <w:r>
@@ -540,7 +541,7 @@
         </w:tc>
         <w:tc>
           <w:tcPr>
-            <w:tcW w:type="dxa" w:w="1080"/>
+            <w:tcW w:type="dxa" w:w="1764"/>
           </w:tcPr>
           <w:p>
             <w:r>
@@ -553,7 +554,7 @@
         </w:tc>
         <w:tc>
           <w:tcPr>
-            <w:tcW w:type="dxa" w:w="1080"/>
+            <w:tcW w:type="dxa" w:w="1764"/>
           </w:tcPr>
           <w:p>
             <w:r>
@@ -566,7 +567,7 @@
         </w:tc>
         <w:tc>
           <w:tcPr>
-            <w:tcW w:type="dxa" w:w="1080"/>
+            <w:tcW w:type="dxa" w:w="1764"/>
           </w:tcPr>
           <w:p>
             <w:r>
@@ -579,7 +580,7 @@
         </w:tc>
         <w:tc>
           <w:tcPr>
-            <w:tcW w:type="dxa" w:w="1080"/>
+            <w:tcW w:type="dxa" w:w="1764"/>
           </w:tcPr>
           <w:p>
             <w:r>
@@ -594,7 +595,7 @@
       <w:tr>
         <w:tc>
           <w:tcPr>
-            <w:tcW w:type="dxa" w:w="1080"/>
+            <w:tcW w:type="dxa" w:w="1764"/>
           </w:tcPr>
           <w:p>
             <w:r>
@@ -607,7 +608,7 @@
         </w:tc>
         <w:tc>
           <w:tcPr>
-            <w:tcW w:type="dxa" w:w="1080"/>
+            <w:tcW w:type="dxa" w:w="1764"/>
           </w:tcPr>
           <w:p>
             <w:r>
@@ -620,7 +621,7 @@
         </w:tc>
         <w:tc>
           <w:tcPr>
-            <w:tcW w:type="dxa" w:w="1080"/>
+            <w:tcW w:type="dxa" w:w="1764"/>
           </w:tcPr>
           <w:p>
             <w:r>
@@ -633,7 +634,7 @@
         </w:tc>
         <w:tc>
           <w:tcPr>
-            <w:tcW w:type="dxa" w:w="1080"/>
+            <w:tcW w:type="dxa" w:w="1764"/>
           </w:tcPr>
           <w:p>
             <w:r>
@@ -646,7 +647,7 @@
         </w:tc>
         <w:tc>
           <w:tcPr>
-            <w:tcW w:type="dxa" w:w="1080"/>
+            <w:tcW w:type="dxa" w:w="1764"/>
           </w:tcPr>
           <w:p>
             <w:r>
@@ -659,7 +660,7 @@
         </w:tc>
         <w:tc>
           <w:tcPr>
-            <w:tcW w:type="dxa" w:w="1080"/>
+            <w:tcW w:type="dxa" w:w="1764"/>
           </w:tcPr>
           <w:p>
             <w:r>
@@ -672,7 +673,7 @@
         </w:tc>
         <w:tc>
           <w:tcPr>
-            <w:tcW w:type="dxa" w:w="1080"/>
+            <w:tcW w:type="dxa" w:w="1764"/>
           </w:tcPr>
           <w:p>
             <w:r>
@@ -685,7 +686,7 @@
         </w:tc>
         <w:tc>
           <w:tcPr>
-            <w:tcW w:type="dxa" w:w="1080"/>
+            <w:tcW w:type="dxa" w:w="1764"/>
           </w:tcPr>
           <w:p>
             <w:r>
@@ -700,7 +701,7 @@
       <w:tr>
         <w:tc>
           <w:tcPr>
-            <w:tcW w:type="dxa" w:w="1080"/>
+            <w:tcW w:type="dxa" w:w="1764"/>
           </w:tcPr>
           <w:p>
             <w:r>
@@ -713,7 +714,7 @@
         </w:tc>
         <w:tc>
           <w:tcPr>
-            <w:tcW w:type="dxa" w:w="1080"/>
+            <w:tcW w:type="dxa" w:w="1764"/>
           </w:tcPr>
           <w:p>
             <w:r>
@@ -726,7 +727,7 @@
         </w:tc>
         <w:tc>
           <w:tcPr>
-            <w:tcW w:type="dxa" w:w="1080"/>
+            <w:tcW w:type="dxa" w:w="1764"/>
           </w:tcPr>
           <w:p>
             <w:r>
@@ -739,7 +740,7 @@
         </w:tc>
         <w:tc>
           <w:tcPr>
-            <w:tcW w:type="dxa" w:w="1080"/>
+            <w:tcW w:type="dxa" w:w="1764"/>
           </w:tcPr>
           <w:p>
             <w:r>
@@ -752,7 +753,7 @@
         </w:tc>
         <w:tc>
           <w:tcPr>
-            <w:tcW w:type="dxa" w:w="1080"/>
+            <w:tcW w:type="dxa" w:w="1764"/>
           </w:tcPr>
           <w:p>
             <w:r>
@@ -765,7 +766,7 @@
         </w:tc>
         <w:tc>
           <w:tcPr>
-            <w:tcW w:type="dxa" w:w="1080"/>
+            <w:tcW w:type="dxa" w:w="1764"/>
           </w:tcPr>
           <w:p>
             <w:r>
@@ -778,7 +779,7 @@
         </w:tc>
         <w:tc>
           <w:tcPr>
-            <w:tcW w:type="dxa" w:w="1080"/>
+            <w:tcW w:type="dxa" w:w="1764"/>
           </w:tcPr>
           <w:p>
             <w:r>
@@ -791,7 +792,7 @@
         </w:tc>
         <w:tc>
           <w:tcPr>
-            <w:tcW w:type="dxa" w:w="1080"/>
+            <w:tcW w:type="dxa" w:w="1764"/>
           </w:tcPr>
           <w:p>
             <w:r>
@@ -806,7 +807,7 @@
       <w:tr>
         <w:tc>
           <w:tcPr>
-            <w:tcW w:type="dxa" w:w="1080"/>
+            <w:tcW w:type="dxa" w:w="1764"/>
           </w:tcPr>
           <w:p>
             <w:r>
@@ -819,7 +820,7 @@
         </w:tc>
         <w:tc>
           <w:tcPr>
-            <w:tcW w:type="dxa" w:w="1080"/>
+            <w:tcW w:type="dxa" w:w="1764"/>
           </w:tcPr>
           <w:p>
             <w:r>
@@ -832,7 +833,7 @@
         </w:tc>
         <w:tc>
           <w:tcPr>
-            <w:tcW w:type="dxa" w:w="1080"/>
+            <w:tcW w:type="dxa" w:w="1764"/>
           </w:tcPr>
           <w:p>
             <w:r>
@@ -845,7 +846,7 @@
         </w:tc>
         <w:tc>
           <w:tcPr>
-            <w:tcW w:type="dxa" w:w="1080"/>
+            <w:tcW w:type="dxa" w:w="1764"/>
           </w:tcPr>
           <w:p>
             <w:r>
@@ -858,7 +859,7 @@
         </w:tc>
         <w:tc>
           <w:tcPr>
-            <w:tcW w:type="dxa" w:w="1080"/>
+            <w:tcW w:type="dxa" w:w="1764"/>
           </w:tcPr>
           <w:p>
             <w:r>
@@ -871,7 +872,7 @@
         </w:tc>
         <w:tc>
           <w:tcPr>
-            <w:tcW w:type="dxa" w:w="1080"/>
+            <w:tcW w:type="dxa" w:w="1764"/>
           </w:tcPr>
           <w:p>
             <w:r>
@@ -884,7 +885,7 @@
         </w:tc>
         <w:tc>
           <w:tcPr>
-            <w:tcW w:type="dxa" w:w="1080"/>
+            <w:tcW w:type="dxa" w:w="1764"/>
           </w:tcPr>
           <w:p>
             <w:r>
@@ -897,7 +898,7 @@
         </w:tc>
         <w:tc>
           <w:tcPr>
-            <w:tcW w:type="dxa" w:w="1080"/>
+            <w:tcW w:type="dxa" w:w="1764"/>
           </w:tcPr>
           <w:p>
             <w:r>
@@ -912,7 +913,7 @@
       <w:tr>
         <w:tc>
           <w:tcPr>
-            <w:tcW w:type="dxa" w:w="1080"/>
+            <w:tcW w:type="dxa" w:w="1764"/>
           </w:tcPr>
           <w:p>
             <w:r>
@@ -925,7 +926,7 @@
         </w:tc>
         <w:tc>
           <w:tcPr>
-            <w:tcW w:type="dxa" w:w="1080"/>
+            <w:tcW w:type="dxa" w:w="1764"/>
           </w:tcPr>
           <w:p>
             <w:r>
@@ -938,7 +939,7 @@
         </w:tc>
         <w:tc>
           <w:tcPr>
-            <w:tcW w:type="dxa" w:w="1080"/>
+            <w:tcW w:type="dxa" w:w="1764"/>
           </w:tcPr>
           <w:p>
             <w:r>
@@ -951,7 +952,7 @@
         </w:tc>
         <w:tc>
           <w:tcPr>
-            <w:tcW w:type="dxa" w:w="1080"/>
+            <w:tcW w:type="dxa" w:w="1764"/>
           </w:tcPr>
           <w:p>
             <w:r>
@@ -964,7 +965,7 @@
         </w:tc>
         <w:tc>
           <w:tcPr>
-            <w:tcW w:type="dxa" w:w="1080"/>
+            <w:tcW w:type="dxa" w:w="1764"/>
           </w:tcPr>
           <w:p>
             <w:r>
@@ -977,7 +978,7 @@
         </w:tc>
         <w:tc>
           <w:tcPr>
-            <w:tcW w:type="dxa" w:w="1080"/>
+            <w:tcW w:type="dxa" w:w="1764"/>
           </w:tcPr>
           <w:p>
             <w:r>
@@ -990,7 +991,7 @@
         </w:tc>
         <w:tc>
           <w:tcPr>
-            <w:tcW w:type="dxa" w:w="1080"/>
+            <w:tcW w:type="dxa" w:w="1764"/>
           </w:tcPr>
           <w:p>
             <w:r>
@@ -1003,7 +1004,7 @@
         </w:tc>
         <w:tc>
           <w:tcPr>
-            <w:tcW w:type="dxa" w:w="1080"/>
+            <w:tcW w:type="dxa" w:w="1764"/>
           </w:tcPr>
           <w:p>
             <w:r>
@@ -1018,7 +1019,7 @@
       <w:tr>
         <w:tc>
           <w:tcPr>
-            <w:tcW w:type="dxa" w:w="1080"/>
+            <w:tcW w:type="dxa" w:w="1764"/>
           </w:tcPr>
           <w:p>
             <w:r>
@@ -1031,7 +1032,7 @@
         </w:tc>
         <w:tc>
           <w:tcPr>
-            <w:tcW w:type="dxa" w:w="1080"/>
+            <w:tcW w:type="dxa" w:w="1764"/>
           </w:tcPr>
           <w:p>
             <w:r>
@@ -1044,7 +1045,7 @@
         </w:tc>
         <w:tc>
           <w:tcPr>
-            <w:tcW w:type="dxa" w:w="1080"/>
+            <w:tcW w:type="dxa" w:w="1764"/>
           </w:tcPr>
           <w:p>
             <w:r>
@@ -1057,7 +1058,7 @@
         </w:tc>
         <w:tc>
           <w:tcPr>
-            <w:tcW w:type="dxa" w:w="1080"/>
+            <w:tcW w:type="dxa" w:w="1764"/>
           </w:tcPr>
           <w:p>
             <w:r>
@@ -1070,7 +1071,7 @@
         </w:tc>
         <w:tc>
           <w:tcPr>
-            <w:tcW w:type="dxa" w:w="1080"/>
+            <w:tcW w:type="dxa" w:w="1764"/>
           </w:tcPr>
           <w:p>
             <w:r>
@@ -1083,7 +1084,7 @@
         </w:tc>
         <w:tc>
           <w:tcPr>
-            <w:tcW w:type="dxa" w:w="1080"/>
+            <w:tcW w:type="dxa" w:w="1764"/>
           </w:tcPr>
           <w:p>
             <w:r>
@@ -1096,7 +1097,7 @@
         </w:tc>
         <w:tc>
           <w:tcPr>
-            <w:tcW w:type="dxa" w:w="1080"/>
+            <w:tcW w:type="dxa" w:w="1764"/>
           </w:tcPr>
           <w:p>
             <w:r>
@@ -1109,7 +1110,7 @@
         </w:tc>
         <w:tc>
           <w:tcPr>
-            <w:tcW w:type="dxa" w:w="1080"/>
+            <w:tcW w:type="dxa" w:w="1764"/>
           </w:tcPr>
           <w:p>
             <w:r>
@@ -1124,7 +1125,7 @@
       <w:tr>
         <w:tc>
           <w:tcPr>
-            <w:tcW w:type="dxa" w:w="1080"/>
+            <w:tcW w:type="dxa" w:w="1764"/>
           </w:tcPr>
           <w:p>
             <w:r>
@@ -1137,7 +1138,7 @@
         </w:tc>
         <w:tc>
           <w:tcPr>
-            <w:tcW w:type="dxa" w:w="1080"/>
+            <w:tcW w:type="dxa" w:w="1764"/>
           </w:tcPr>
           <w:p>
             <w:r>
@@ -1150,7 +1151,7 @@
         </w:tc>
         <w:tc>
           <w:tcPr>
-            <w:tcW w:type="dxa" w:w="1080"/>
+            <w:tcW w:type="dxa" w:w="1764"/>
           </w:tcPr>
           <w:p>
             <w:r>
@@ -1163,7 +1164,7 @@
         </w:tc>
         <w:tc>
           <w:tcPr>
-            <w:tcW w:type="dxa" w:w="1080"/>
+            <w:tcW w:type="dxa" w:w="1764"/>
           </w:tcPr>
           <w:p>
             <w:r>
@@ -1176,7 +1177,7 @@
         </w:tc>
         <w:tc>
           <w:tcPr>
-            <w:tcW w:type="dxa" w:w="1080"/>
+            <w:tcW w:type="dxa" w:w="1764"/>
           </w:tcPr>
           <w:p>
             <w:r>
@@ -1189,7 +1190,7 @@
         </w:tc>
         <w:tc>
           <w:tcPr>
-            <w:tcW w:type="dxa" w:w="1080"/>
+            <w:tcW w:type="dxa" w:w="1764"/>
           </w:tcPr>
           <w:p>
             <w:r>
@@ -1202,7 +1203,7 @@
         </w:tc>
         <w:tc>
           <w:tcPr>
-            <w:tcW w:type="dxa" w:w="1080"/>
+            <w:tcW w:type="dxa" w:w="1764"/>
           </w:tcPr>
           <w:p>
             <w:r>
@@ -1215,7 +1216,7 @@
         </w:tc>
         <w:tc>
           <w:tcPr>
-            <w:tcW w:type="dxa" w:w="1080"/>
+            <w:tcW w:type="dxa" w:w="1764"/>
           </w:tcPr>
           <w:p>
             <w:r>
@@ -1230,7 +1231,7 @@
       <w:tr>
         <w:tc>
           <w:tcPr>
-            <w:tcW w:type="dxa" w:w="1080"/>
+            <w:tcW w:type="dxa" w:w="1764"/>
           </w:tcPr>
           <w:p>
             <w:r>
@@ -1243,7 +1244,7 @@
         </w:tc>
         <w:tc>
           <w:tcPr>
-            <w:tcW w:type="dxa" w:w="1080"/>
+            <w:tcW w:type="dxa" w:w="1764"/>
           </w:tcPr>
           <w:p>
             <w:r>
@@ -1256,7 +1257,7 @@
         </w:tc>
         <w:tc>
           <w:tcPr>
-            <w:tcW w:type="dxa" w:w="1080"/>
+            <w:tcW w:type="dxa" w:w="1764"/>
           </w:tcPr>
           <w:p>
             <w:r>
@@ -1269,7 +1270,7 @@
         </w:tc>
         <w:tc>
           <w:tcPr>
-            <w:tcW w:type="dxa" w:w="1080"/>
+            <w:tcW w:type="dxa" w:w="1764"/>
           </w:tcPr>
           <w:p>
             <w:r>
@@ -1282,7 +1283,7 @@
         </w:tc>
         <w:tc>
           <w:tcPr>
-            <w:tcW w:type="dxa" w:w="1080"/>
+            <w:tcW w:type="dxa" w:w="1764"/>
           </w:tcPr>
           <w:p>
             <w:r>
@@ -1295,7 +1296,7 @@
         </w:tc>
         <w:tc>
           <w:tcPr>
-            <w:tcW w:type="dxa" w:w="1080"/>
+            <w:tcW w:type="dxa" w:w="1764"/>
           </w:tcPr>
           <w:p>
             <w:r>
@@ -1308,7 +1309,7 @@
         </w:tc>
         <w:tc>
           <w:tcPr>
-            <w:tcW w:type="dxa" w:w="1080"/>
+            <w:tcW w:type="dxa" w:w="1764"/>
           </w:tcPr>
           <w:p>
             <w:r>
@@ -1321,7 +1322,7 @@
         </w:tc>
         <w:tc>
           <w:tcPr>
-            <w:tcW w:type="dxa" w:w="1080"/>
+            <w:tcW w:type="dxa" w:w="1764"/>
           </w:tcPr>
           <w:p>
             <w:r>
@@ -1336,7 +1337,7 @@
       <w:tr>
         <w:tc>
           <w:tcPr>
-            <w:tcW w:type="dxa" w:w="1080"/>
+            <w:tcW w:type="dxa" w:w="1764"/>
           </w:tcPr>
           <w:p>
             <w:r>
@@ -1349,7 +1350,7 @@
         </w:tc>
         <w:tc>
           <w:tcPr>
-            <w:tcW w:type="dxa" w:w="1080"/>
+            <w:tcW w:type="dxa" w:w="1764"/>
           </w:tcPr>
           <w:p>
             <w:r>
@@ -1362,7 +1363,7 @@
         </w:tc>
         <w:tc>
           <w:tcPr>
-            <w:tcW w:type="dxa" w:w="1080"/>
+            <w:tcW w:type="dxa" w:w="1764"/>
           </w:tcPr>
           <w:p>
             <w:r>
@@ -1375,7 +1376,7 @@
         </w:tc>
         <w:tc>
           <w:tcPr>
-            <w:tcW w:type="dxa" w:w="1080"/>
+            <w:tcW w:type="dxa" w:w="1764"/>
           </w:tcPr>
           <w:p>
             <w:r>
@@ -1388,7 +1389,7 @@
         </w:tc>
         <w:tc>
           <w:tcPr>
-            <w:tcW w:type="dxa" w:w="1080"/>
+            <w:tcW w:type="dxa" w:w="1764"/>
           </w:tcPr>
           <w:p>
             <w:r>
@@ -1401,7 +1402,7 @@
         </w:tc>
         <w:tc>
           <w:tcPr>
-            <w:tcW w:type="dxa" w:w="1080"/>
+            <w:tcW w:type="dxa" w:w="1764"/>
           </w:tcPr>
           <w:p>
             <w:r>
@@ -1414,7 +1415,7 @@
         </w:tc>
         <w:tc>
           <w:tcPr>
-            <w:tcW w:type="dxa" w:w="1080"/>
+            <w:tcW w:type="dxa" w:w="1764"/>
           </w:tcPr>
           <w:p>
             <w:r>
@@ -1427,7 +1428,7 @@
         </w:tc>
         <w:tc>
           <w:tcPr>
-            <w:tcW w:type="dxa" w:w="1080"/>
+            <w:tcW w:type="dxa" w:w="1764"/>
           </w:tcPr>
           <w:p>
             <w:r>
@@ -1441,8 +1442,8 @@
       </w:tr>
     </w:tbl>
     <w:sectPr>
-      <w:pgSz w:w="12240" w:h="15840"/>
-      <w:pgMar w:top="1440" w:right="1800" w:bottom="1440" w:left="1800" w:header="720" w:footer="720" w:gutter="0"/>
+      <w:pgSz w:w="15840" w:h="12240" w:orient="landscape"/>
+      <w:pgMar w:top="864" w:right="864" w:bottom="864" w:left="864" w:header="720" w:footer="720" w:gutter="0"/>
       <w:cols w:space="720"/>
       <w:docGrid w:linePitch="360"/>
     </w:sectPr>
